--- a/ASSISE DE REMBLAI.docx
+++ b/ASSISE DE REMBLAI.docx
@@ -16410,7 +16410,6 @@
               <w:t xml:space="preserve"> </w:t>
             </w:r>
             <w:proofErr w:type="spellStart"/>
-            <w:proofErr w:type="gramStart"/>
             <w:r>
               <w:rPr>
                 <w:b/>
@@ -16439,15 +16438,7 @@
                 <w:b/>
                 <w:sz w:val="18"/>
               </w:rPr>
-              <w:t>{{</w:t>
-            </w:r>
-            <w:proofErr w:type="gramEnd"/>
-            <w:r>
-              <w:rPr>
-                <w:b/>
-                <w:sz w:val="18"/>
-              </w:rPr>
-              <w:t>REF}}</w:t>
+              <w:t>{{REF}}</w:t>
             </w:r>
           </w:p>
         </w:tc>
@@ -16914,7 +16905,7 @@
     <w:tbl>
       <w:tblPr>
         <w:tblStyle w:val="TableNormal"/>
-        <w:tblW w:w="0" w:type="auto"/>
+        <w:tblW w:w="10732" w:type="dxa"/>
         <w:tblInd w:w="112" w:type="dxa"/>
         <w:tblBorders>
           <w:top w:val="single" w:sz="4" w:space="0" w:color="1A297F"/>
@@ -17195,7 +17186,7 @@
               <mc:AlternateContent>
                 <mc:Choice Requires="wpg">
                   <w:drawing>
-                    <wp:anchor distT="0" distB="0" distL="0" distR="0" simplePos="0" relativeHeight="251661312" behindDoc="1" locked="0" layoutInCell="1" allowOverlap="1" wp14:anchorId="0015196F" wp14:editId="447D6C86">
+                    <wp:anchor distT="0" distB="0" distL="0" distR="0" simplePos="0" relativeHeight="251664384" behindDoc="1" locked="0" layoutInCell="1" allowOverlap="1" wp14:anchorId="0015196F" wp14:editId="447D6C86">
                       <wp:simplePos x="0" y="0"/>
                       <wp:positionH relativeFrom="column">
                         <wp:posOffset>3048</wp:posOffset>
@@ -17356,7 +17347,7 @@
                 </mc:Choice>
                 <mc:Fallback>
                   <w:pict>
-                    <v:group w14:anchorId="2E6BFDA4" id="Group 4" o:spid="_x0000_s1026" style="position:absolute;margin-left:.25pt;margin-top:-43.35pt;width:536.3pt;height:42.6pt;z-index:-251655168;mso-wrap-distance-left:0;mso-wrap-distance-right:0" coordsize="68110,5410" o:gfxdata="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">
+                    <v:group w14:anchorId="05E6314C" id="Group 4" o:spid="_x0000_s1026" style="position:absolute;margin-left:.25pt;margin-top:-43.35pt;width:536.3pt;height:42.6pt;z-index:-251652096;mso-wrap-distance-left:0;mso-wrap-distance-right:0" coordsize="68110,5410" o:gfxdata="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">
                       <v:shape id="Graphic 5" o:spid="_x0000_s1027" style="position:absolute;width:68110;height:5410;visibility:visible;mso-wrap-style:square;v-text-anchor:top" coordsize="6811009,541020" o:gfxdata="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" path="m3471672,l,,,541020r3471672,l3471672,xem5017008,l4483608,r,272796l3983736,272808r499872,-12l4483608,,3479279,r-3035,l3473196,r,266700l3473196,272796r,268224l3476244,541020r1540751,l5016995,272808r-527291,l5017008,272796r,-6096l5017008,xem6810756,l5023104,r,541020l6810756,541020,6810756,xe" fillcolor="#1a297f" stroked="f">
                         <v:path arrowok="t"/>
                       </v:shape>
@@ -17423,10 +17414,18 @@
           <w:p>
             <w:pPr>
               <w:pStyle w:val="TableParagraph"/>
-              <w:rPr>
-                <w:sz w:val="20"/>
-              </w:rPr>
-            </w:pPr>
+              <w:jc w:val="center"/>
+              <w:rPr>
+                <w:sz w:val="20"/>
+              </w:rPr>
+            </w:pPr>
+            <w:r>
+              <w:rPr>
+                <w:sz w:val="44"/>
+                <w:szCs w:val="44"/>
+              </w:rPr>
+              <w:sym w:font="Wingdings 2" w:char="F050"/>
+            </w:r>
           </w:p>
         </w:tc>
         <w:tc>
@@ -17435,10 +17434,12 @@
             <w:tcBorders>
               <w:top w:val="nil"/>
             </w:tcBorders>
+            <w:vAlign w:val="center"/>
           </w:tcPr>
           <w:p>
             <w:pPr>
               <w:pStyle w:val="TableParagraph"/>
+              <w:jc w:val="center"/>
               <w:rPr>
                 <w:sz w:val="20"/>
               </w:rPr>
@@ -17451,10 +17452,12 @@
             <w:tcBorders>
               <w:top w:val="nil"/>
             </w:tcBorders>
+            <w:vAlign w:val="center"/>
           </w:tcPr>
           <w:p>
             <w:pPr>
               <w:pStyle w:val="TableParagraph"/>
+              <w:jc w:val="center"/>
               <w:rPr>
                 <w:sz w:val="20"/>
               </w:rPr>
@@ -17588,20 +17591,30 @@
           <w:p>
             <w:pPr>
               <w:pStyle w:val="TableParagraph"/>
-              <w:rPr>
-                <w:sz w:val="20"/>
-                <w:lang w:val="fr-MA"/>
-              </w:rPr>
-            </w:pPr>
+              <w:jc w:val="center"/>
+              <w:rPr>
+                <w:sz w:val="20"/>
+                <w:lang w:val="fr-MA"/>
+              </w:rPr>
+            </w:pPr>
+            <w:r>
+              <w:rPr>
+                <w:sz w:val="44"/>
+                <w:szCs w:val="44"/>
+              </w:rPr>
+              <w:sym w:font="Wingdings 2" w:char="F050"/>
+            </w:r>
           </w:p>
         </w:tc>
         <w:tc>
           <w:tcPr>
             <w:tcW w:w="796" w:type="dxa"/>
+            <w:vAlign w:val="center"/>
           </w:tcPr>
           <w:p>
             <w:pPr>
               <w:pStyle w:val="TableParagraph"/>
+              <w:jc w:val="center"/>
               <w:rPr>
                 <w:sz w:val="20"/>
                 <w:lang w:val="fr-MA"/>
@@ -17612,10 +17625,12 @@
         <w:tc>
           <w:tcPr>
             <w:tcW w:w="839" w:type="dxa"/>
+            <w:vAlign w:val="center"/>
           </w:tcPr>
           <w:p>
             <w:pPr>
               <w:pStyle w:val="TableParagraph"/>
+              <w:jc w:val="center"/>
               <w:rPr>
                 <w:sz w:val="20"/>
                 <w:lang w:val="fr-MA"/>
@@ -17755,20 +17770,30 @@
           <w:p>
             <w:pPr>
               <w:pStyle w:val="TableParagraph"/>
-              <w:rPr>
-                <w:sz w:val="20"/>
-                <w:lang w:val="fr-MA"/>
-              </w:rPr>
-            </w:pPr>
+              <w:jc w:val="center"/>
+              <w:rPr>
+                <w:sz w:val="20"/>
+                <w:lang w:val="fr-MA"/>
+              </w:rPr>
+            </w:pPr>
+            <w:r>
+              <w:rPr>
+                <w:sz w:val="44"/>
+                <w:szCs w:val="44"/>
+              </w:rPr>
+              <w:sym w:font="Wingdings 2" w:char="F050"/>
+            </w:r>
           </w:p>
         </w:tc>
         <w:tc>
           <w:tcPr>
             <w:tcW w:w="796" w:type="dxa"/>
+            <w:vAlign w:val="center"/>
           </w:tcPr>
           <w:p>
             <w:pPr>
               <w:pStyle w:val="TableParagraph"/>
+              <w:jc w:val="center"/>
               <w:rPr>
                 <w:sz w:val="20"/>
                 <w:lang w:val="fr-MA"/>
@@ -17779,10 +17804,12 @@
         <w:tc>
           <w:tcPr>
             <w:tcW w:w="839" w:type="dxa"/>
+            <w:vAlign w:val="center"/>
           </w:tcPr>
           <w:p>
             <w:pPr>
               <w:pStyle w:val="TableParagraph"/>
+              <w:jc w:val="center"/>
               <w:rPr>
                 <w:sz w:val="20"/>
                 <w:lang w:val="fr-MA"/>
@@ -17885,20 +17912,30 @@
           <w:p>
             <w:pPr>
               <w:pStyle w:val="TableParagraph"/>
-              <w:rPr>
-                <w:sz w:val="20"/>
-                <w:lang w:val="fr-MA"/>
-              </w:rPr>
-            </w:pPr>
+              <w:jc w:val="center"/>
+              <w:rPr>
+                <w:sz w:val="20"/>
+                <w:lang w:val="fr-MA"/>
+              </w:rPr>
+            </w:pPr>
+            <w:r>
+              <w:rPr>
+                <w:sz w:val="44"/>
+                <w:szCs w:val="44"/>
+              </w:rPr>
+              <w:sym w:font="Wingdings 2" w:char="F050"/>
+            </w:r>
           </w:p>
         </w:tc>
         <w:tc>
           <w:tcPr>
             <w:tcW w:w="796" w:type="dxa"/>
+            <w:vAlign w:val="center"/>
           </w:tcPr>
           <w:p>
             <w:pPr>
               <w:pStyle w:val="TableParagraph"/>
+              <w:jc w:val="center"/>
               <w:rPr>
                 <w:sz w:val="20"/>
                 <w:lang w:val="fr-MA"/>
@@ -17909,10 +17946,12 @@
         <w:tc>
           <w:tcPr>
             <w:tcW w:w="839" w:type="dxa"/>
+            <w:vAlign w:val="center"/>
           </w:tcPr>
           <w:p>
             <w:pPr>
               <w:pStyle w:val="TableParagraph"/>
+              <w:jc w:val="center"/>
               <w:rPr>
                 <w:sz w:val="20"/>
                 <w:lang w:val="fr-MA"/>
@@ -17994,19 +18033,29 @@
           <w:p>
             <w:pPr>
               <w:pStyle w:val="TableParagraph"/>
-              <w:rPr>
-                <w:sz w:val="20"/>
-              </w:rPr>
-            </w:pPr>
+              <w:jc w:val="center"/>
+              <w:rPr>
+                <w:sz w:val="20"/>
+              </w:rPr>
+            </w:pPr>
+            <w:r>
+              <w:rPr>
+                <w:sz w:val="44"/>
+                <w:szCs w:val="44"/>
+              </w:rPr>
+              <w:sym w:font="Wingdings 2" w:char="F050"/>
+            </w:r>
           </w:p>
         </w:tc>
         <w:tc>
           <w:tcPr>
             <w:tcW w:w="796" w:type="dxa"/>
+            <w:vAlign w:val="center"/>
           </w:tcPr>
           <w:p>
             <w:pPr>
               <w:pStyle w:val="TableParagraph"/>
+              <w:jc w:val="center"/>
               <w:rPr>
                 <w:sz w:val="20"/>
               </w:rPr>
@@ -18016,10 +18065,12 @@
         <w:tc>
           <w:tcPr>
             <w:tcW w:w="839" w:type="dxa"/>
+            <w:vAlign w:val="center"/>
           </w:tcPr>
           <w:p>
             <w:pPr>
               <w:pStyle w:val="TableParagraph"/>
+              <w:jc w:val="center"/>
               <w:rPr>
                 <w:sz w:val="20"/>
               </w:rPr>
